--- a/实验报告02-认识Altium Designer15软件.docx
+++ b/实验报告02-认识Altium Designer15软件.docx
@@ -16,415 +16,234 @@
         <w:t xml:space="preserve">《印制电路板设计》实验报告（二）</w:t>
       </w:r>
     </w:p>
-    <w:tbl>
-      <w:tblPr>
-        <w:tblW w:type="dxa" w:w="9184"/>
-        <w:tblBorders>
-          <w:top w:val="none" w:color="FFFFFF" w:sz="0"/>
-          <w:left w:val="none" w:color="FFFFFF" w:sz="0"/>
-          <w:bottom w:val="none" w:color="FFFFFF" w:sz="0"/>
-          <w:right w:val="none" w:color="FFFFFF" w:sz="0"/>
-          <w:insideH w:val="none" w:color="FFFFFF" w:sz="0"/>
-          <w:insideV w:val="none" w:color="FFFFFF" w:sz="0"/>
-        </w:tblBorders>
-        <w:tblLayout w:type="fixed"/>
-      </w:tblPr>
-      <w:tblGrid>
-        <w:gridCol w:w="1150"/>
-        <w:gridCol w:w="4250"/>
-        <w:gridCol w:w="1150"/>
-        <w:gridCol w:w="2634"/>
-      </w:tblGrid>
-      <w:tr>
-        <w:tc>
-          <w:tcPr>
-            <w:tcW w:type="dxa" w:w="1150"/>
-            <w:tcBorders>
-              <w:top w:val="none" w:color="FFFFFF" w:sz="0"/>
-              <w:left w:val="none" w:color="FFFFFF" w:sz="0"/>
-              <w:bottom w:val="none" w:color="FFFFFF" w:sz="0"/>
-              <w:right w:val="none" w:color="FFFFFF" w:sz="0"/>
-            </w:tcBorders>
-            <w:tcMar>
-              <w:top w:type="dxa" w:w="110"/>
-              <w:left w:type="dxa" w:w="0"/>
-              <w:bottom w:type="dxa" w:w="30"/>
-              <w:right w:type="dxa" w:w="80"/>
-            </w:tcMar>
-            <w:vAlign w:val="bottom"/>
-          </w:tcPr>
-          <w:p>
-            <w:pPr>
-              <w:jc w:val="distribute"/>
-            </w:pPr>
-            <w:r>
-              <w:rPr>
-                <w:rFonts w:ascii="Times New Roman" w:cs="Times New Roman" w:eastAsia="黑体" w:hAnsi="Times New Roman"/>
-                <w:sz w:val="21"/>
-                <w:szCs w:val="21"/>
-              </w:rPr>
-              <w:t xml:space="preserve">实验名称：</w:t>
-            </w:r>
-          </w:p>
-        </w:tc>
-        <w:tc>
-          <w:tcPr>
-            <w:tcW w:type="dxa" w:w="4250"/>
-            <w:tcBorders>
-              <w:top w:val="none" w:color="FFFFFF" w:sz="0"/>
-              <w:left w:val="none" w:color="FFFFFF" w:sz="0"/>
-              <w:bottom w:val="single" w:color="000000" w:sz="4"/>
-              <w:right w:val="none" w:color="FFFFFF" w:sz="0"/>
-            </w:tcBorders>
-            <w:tcMar>
-              <w:top w:type="dxa" w:w="110"/>
-              <w:left w:type="dxa" w:w="80"/>
-              <w:bottom w:type="dxa" w:w="30"/>
-              <w:right w:type="dxa" w:w="80"/>
-            </w:tcMar>
-            <w:vAlign w:val="bottom"/>
-          </w:tcPr>
-          <w:p>
-            <w:pPr>
-              <w:jc w:val="center"/>
-            </w:pPr>
-            <w:r>
-              <w:rPr>
-                <w:rFonts w:ascii="Times New Roman" w:cs="Times New Roman" w:eastAsia="宋体" w:hAnsi="Times New Roman"/>
-                <w:sz w:val="21"/>
-                <w:szCs w:val="21"/>
-              </w:rPr>
-              <w:t xml:space="preserve">认识Altium Designer 15软件</w:t>
-            </w:r>
-          </w:p>
-        </w:tc>
-        <w:tc>
-          <w:tcPr>
-            <w:tcW w:type="dxa" w:w="1150"/>
-            <w:tcBorders>
-              <w:top w:val="none" w:color="FFFFFF" w:sz="0"/>
-              <w:left w:val="none" w:color="FFFFFF" w:sz="0"/>
-              <w:bottom w:val="none" w:color="FFFFFF" w:sz="0"/>
-              <w:right w:val="none" w:color="FFFFFF" w:sz="0"/>
-            </w:tcBorders>
-            <w:tcMar>
-              <w:top w:type="dxa" w:w="110"/>
-              <w:left w:type="dxa" w:w="0"/>
-              <w:bottom w:type="dxa" w:w="30"/>
-              <w:right w:type="dxa" w:w="80"/>
-            </w:tcMar>
-            <w:vAlign w:val="bottom"/>
-          </w:tcPr>
-          <w:p>
-            <w:pPr>
-              <w:jc w:val="distribute"/>
-            </w:pPr>
-            <w:r>
-              <w:rPr>
-                <w:rFonts w:ascii="Times New Roman" w:cs="Times New Roman" w:eastAsia="黑体" w:hAnsi="Times New Roman"/>
-                <w:sz w:val="21"/>
-                <w:szCs w:val="21"/>
-              </w:rPr>
-              <w:t xml:space="preserve">指导教师：</w:t>
-            </w:r>
-          </w:p>
-        </w:tc>
-        <w:tc>
-          <w:tcPr>
-            <w:tcW w:type="dxa" w:w="2634"/>
-            <w:tcBorders>
-              <w:top w:val="none" w:color="FFFFFF" w:sz="0"/>
-              <w:left w:val="none" w:color="FFFFFF" w:sz="0"/>
-              <w:bottom w:val="single" w:color="000000" w:sz="4"/>
-              <w:right w:val="none" w:color="FFFFFF" w:sz="0"/>
-            </w:tcBorders>
-            <w:tcMar>
-              <w:top w:type="dxa" w:w="110"/>
-              <w:left w:type="dxa" w:w="80"/>
-              <w:bottom w:type="dxa" w:w="30"/>
-              <w:right w:type="dxa" w:w="80"/>
-            </w:tcMar>
-            <w:vAlign w:val="bottom"/>
-          </w:tcPr>
-          <w:p>
-            <w:pPr>
-              <w:jc w:val="center"/>
-            </w:pPr>
-            <w:r>
-              <w:rPr>
-                <w:rFonts w:ascii="Times New Roman" w:cs="Times New Roman" w:eastAsia="宋体" w:hAnsi="Times New Roman"/>
-                <w:sz w:val="21"/>
-                <w:szCs w:val="21"/>
-              </w:rPr>
-              <w:t xml:space="preserve">张昊</w:t>
-            </w:r>
-          </w:p>
-        </w:tc>
-      </w:tr>
-      <w:tr>
-        <w:tc>
-          <w:tcPr>
-            <w:tcW w:type="dxa" w:w="1150"/>
-            <w:tcBorders>
-              <w:top w:val="none" w:color="FFFFFF" w:sz="0"/>
-              <w:left w:val="none" w:color="FFFFFF" w:sz="0"/>
-              <w:bottom w:val="none" w:color="FFFFFF" w:sz="0"/>
-              <w:right w:val="none" w:color="FFFFFF" w:sz="0"/>
-            </w:tcBorders>
-            <w:tcMar>
-              <w:top w:type="dxa" w:w="110"/>
-              <w:left w:type="dxa" w:w="0"/>
-              <w:bottom w:type="dxa" w:w="30"/>
-              <w:right w:type="dxa" w:w="80"/>
-            </w:tcMar>
-            <w:vAlign w:val="bottom"/>
-          </w:tcPr>
-          <w:p>
-            <w:pPr>
-              <w:jc w:val="distribute"/>
-            </w:pPr>
-            <w:r>
-              <w:rPr>
-                <w:rFonts w:ascii="Times New Roman" w:cs="Times New Roman" w:eastAsia="黑体" w:hAnsi="Times New Roman"/>
-                <w:sz w:val="21"/>
-                <w:szCs w:val="21"/>
-              </w:rPr>
-              <w:t xml:space="preserve">班级：</w:t>
-            </w:r>
-          </w:p>
-        </w:tc>
-        <w:tc>
-          <w:tcPr>
-            <w:tcW w:type="dxa" w:w="4250"/>
-            <w:tcBorders>
-              <w:top w:val="none" w:color="FFFFFF" w:sz="0"/>
-              <w:left w:val="none" w:color="FFFFFF" w:sz="0"/>
-              <w:bottom w:val="single" w:color="000000" w:sz="4"/>
-              <w:right w:val="none" w:color="FFFFFF" w:sz="0"/>
-            </w:tcBorders>
-            <w:tcMar>
-              <w:top w:type="dxa" w:w="110"/>
-              <w:left w:type="dxa" w:w="80"/>
-              <w:bottom w:type="dxa" w:w="30"/>
-              <w:right w:type="dxa" w:w="80"/>
-            </w:tcMar>
-            <w:vAlign w:val="bottom"/>
-          </w:tcPr>
-          <w:p>
-            <w:pPr>
-              <w:jc w:val="center"/>
-            </w:pPr>
-            <w:r>
-              <w:rPr>
-                <w:rFonts w:ascii="Times New Roman" w:cs="Times New Roman" w:eastAsia="宋体" w:hAnsi="Times New Roman"/>
-                <w:sz w:val="21"/>
-                <w:szCs w:val="21"/>
-              </w:rPr>
-              <w:t xml:space="preserve">物联网工程技术03班</w:t>
-            </w:r>
-          </w:p>
-        </w:tc>
-        <w:tc>
-          <w:tcPr>
-            <w:tcW w:type="dxa" w:w="1150"/>
-            <w:tcBorders>
-              <w:top w:val="none" w:color="FFFFFF" w:sz="0"/>
-              <w:left w:val="none" w:color="FFFFFF" w:sz="0"/>
-              <w:bottom w:val="none" w:color="FFFFFF" w:sz="0"/>
-              <w:right w:val="none" w:color="FFFFFF" w:sz="0"/>
-            </w:tcBorders>
-            <w:tcMar>
-              <w:top w:type="dxa" w:w="110"/>
-              <w:left w:type="dxa" w:w="0"/>
-              <w:bottom w:type="dxa" w:w="30"/>
-              <w:right w:type="dxa" w:w="80"/>
-            </w:tcMar>
-            <w:vAlign w:val="bottom"/>
-          </w:tcPr>
-          <w:p>
-            <w:pPr>
-              <w:jc w:val="distribute"/>
-            </w:pPr>
-            <w:r>
-              <w:rPr>
-                <w:rFonts w:ascii="Times New Roman" w:cs="Times New Roman" w:eastAsia="黑体" w:hAnsi="Times New Roman"/>
-                <w:sz w:val="21"/>
-                <w:szCs w:val="21"/>
-              </w:rPr>
-              <w:t xml:space="preserve">学号：</w:t>
-            </w:r>
-          </w:p>
-        </w:tc>
-        <w:tc>
-          <w:tcPr>
-            <w:tcW w:type="dxa" w:w="2634"/>
-            <w:tcBorders>
-              <w:top w:val="none" w:color="FFFFFF" w:sz="0"/>
-              <w:left w:val="none" w:color="FFFFFF" w:sz="0"/>
-              <w:bottom w:val="single" w:color="000000" w:sz="4"/>
-              <w:right w:val="none" w:color="FFFFFF" w:sz="0"/>
-            </w:tcBorders>
-            <w:tcMar>
-              <w:top w:type="dxa" w:w="110"/>
-              <w:left w:type="dxa" w:w="80"/>
-              <w:bottom w:type="dxa" w:w="30"/>
-              <w:right w:type="dxa" w:w="80"/>
-            </w:tcMar>
-            <w:vAlign w:val="bottom"/>
-          </w:tcPr>
-          <w:p>
-            <w:pPr>
-              <w:jc w:val="center"/>
-            </w:pPr>
-            <w:r>
-              <w:rPr>
-                <w:rFonts w:ascii="Times New Roman" w:cs="Times New Roman" w:eastAsia="宋体" w:hAnsi="Times New Roman"/>
-                <w:sz w:val="21"/>
-                <w:szCs w:val="21"/>
-              </w:rPr>
-              <w:t xml:space="preserve">12607120293997</w:t>
-            </w:r>
-          </w:p>
-        </w:tc>
-      </w:tr>
-      <w:tr>
-        <w:tc>
-          <w:tcPr>
-            <w:tcW w:type="dxa" w:w="1150"/>
-            <w:tcBorders>
-              <w:top w:val="none" w:color="FFFFFF" w:sz="0"/>
-              <w:left w:val="none" w:color="FFFFFF" w:sz="0"/>
-              <w:bottom w:val="none" w:color="FFFFFF" w:sz="0"/>
-              <w:right w:val="none" w:color="FFFFFF" w:sz="0"/>
-            </w:tcBorders>
-            <w:tcMar>
-              <w:top w:type="dxa" w:w="110"/>
-              <w:left w:type="dxa" w:w="0"/>
-              <w:bottom w:type="dxa" w:w="30"/>
-              <w:right w:type="dxa" w:w="80"/>
-            </w:tcMar>
-            <w:vAlign w:val="bottom"/>
-          </w:tcPr>
-          <w:p>
-            <w:pPr>
-              <w:jc w:val="distribute"/>
-            </w:pPr>
-            <w:r>
-              <w:rPr>
-                <w:rFonts w:ascii="Times New Roman" w:cs="Times New Roman" w:eastAsia="黑体" w:hAnsi="Times New Roman"/>
-                <w:sz w:val="21"/>
-                <w:szCs w:val="21"/>
-              </w:rPr>
-              <w:t xml:space="preserve">姓名：</w:t>
-            </w:r>
-          </w:p>
-        </w:tc>
-        <w:tc>
-          <w:tcPr>
-            <w:tcW w:type="dxa" w:w="4250"/>
-            <w:tcBorders>
-              <w:top w:val="none" w:color="FFFFFF" w:sz="0"/>
-              <w:left w:val="none" w:color="FFFFFF" w:sz="0"/>
-              <w:bottom w:val="single" w:color="000000" w:sz="4"/>
-              <w:right w:val="none" w:color="FFFFFF" w:sz="0"/>
-            </w:tcBorders>
-            <w:tcMar>
-              <w:top w:type="dxa" w:w="110"/>
-              <w:left w:type="dxa" w:w="80"/>
-              <w:bottom w:type="dxa" w:w="30"/>
-              <w:right w:type="dxa" w:w="80"/>
-            </w:tcMar>
-            <w:vAlign w:val="bottom"/>
-          </w:tcPr>
-          <w:p>
-            <w:pPr>
-              <w:jc w:val="center"/>
-            </w:pPr>
-            <w:r>
-              <w:rPr>
-                <w:rFonts w:ascii="Times New Roman" w:cs="Times New Roman" w:eastAsia="宋体" w:hAnsi="Times New Roman"/>
-                <w:sz w:val="21"/>
-                <w:szCs w:val="21"/>
-              </w:rPr>
-              <w:t xml:space="preserve">施柯君</w:t>
-            </w:r>
-          </w:p>
-        </w:tc>
-        <w:tc>
-          <w:tcPr>
-            <w:tcW w:type="dxa" w:w="1150"/>
-            <w:tcBorders>
-              <w:top w:val="none" w:color="FFFFFF" w:sz="0"/>
-              <w:left w:val="none" w:color="FFFFFF" w:sz="0"/>
-              <w:bottom w:val="none" w:color="FFFFFF" w:sz="0"/>
-              <w:right w:val="none" w:color="FFFFFF" w:sz="0"/>
-            </w:tcBorders>
-            <w:tcMar>
-              <w:top w:type="dxa" w:w="110"/>
-              <w:left w:type="dxa" w:w="0"/>
-              <w:bottom w:type="dxa" w:w="30"/>
-              <w:right w:type="dxa" w:w="80"/>
-            </w:tcMar>
-            <w:vAlign w:val="bottom"/>
-          </w:tcPr>
-          <w:p>
-            <w:pPr>
-              <w:jc w:val="distribute"/>
-            </w:pPr>
-            <w:r>
-              <w:rPr>
-                <w:rFonts w:ascii="Times New Roman" w:cs="Times New Roman" w:eastAsia="黑体" w:hAnsi="Times New Roman"/>
-                <w:sz w:val="21"/>
-                <w:szCs w:val="21"/>
-              </w:rPr>
-              <w:t xml:space="preserve">完成日期：</w:t>
-            </w:r>
-          </w:p>
-        </w:tc>
-        <w:tc>
-          <w:tcPr>
-            <w:tcW w:type="dxa" w:w="2634"/>
-            <w:tcBorders>
-              <w:top w:val="none" w:color="FFFFFF" w:sz="0"/>
-              <w:left w:val="none" w:color="FFFFFF" w:sz="0"/>
-              <w:bottom w:val="single" w:color="000000" w:sz="4"/>
-              <w:right w:val="none" w:color="FFFFFF" w:sz="0"/>
-            </w:tcBorders>
-            <w:tcMar>
-              <w:top w:type="dxa" w:w="110"/>
-              <w:left w:type="dxa" w:w="80"/>
-              <w:bottom w:type="dxa" w:w="30"/>
-              <w:right w:type="dxa" w:w="80"/>
-            </w:tcMar>
-            <w:vAlign w:val="bottom"/>
-          </w:tcPr>
-          <w:p>
-            <w:pPr>
-              <w:jc w:val="center"/>
-            </w:pPr>
-            <w:r>
-              <w:rPr>
-                <w:rFonts w:ascii="Times New Roman" w:cs="Times New Roman" w:eastAsia="宋体" w:hAnsi="Times New Roman"/>
-                <w:sz w:val="21"/>
-                <w:szCs w:val="21"/>
-              </w:rPr>
-              <w:t xml:space="preserve">2026年10月8日</w:t>
-            </w:r>
-          </w:p>
-        </w:tc>
-      </w:tr>
-    </w:tbl>
     <w:p>
       <w:pPr>
-        <w:spacing w:after="0" w:before="0"/>
+        <w:widowControl/>
+        <w:spacing w:before="156" w:beforeLines="50" w:after="156" w:afterLines="50"/>
+        <w:ind w:left="359" w:leftChars="171"/>
+        <w:rPr>
+          <w:rFonts w:hint="eastAsia" w:ascii="宋体" w:hAnsi="宋体" w:cs="宋体"/>
+          <w:kern w:val="0"/>
+          <w:sz w:val="22"/>
+          <w:szCs w:val="22"/>
+        </w:rPr>
       </w:pPr>
       <w:r>
         <w:rPr>
-          <w:rFonts w:ascii="Times New Roman" w:cs="Times New Roman" w:eastAsia="宋体" w:hAnsi="Times New Roman"/>
-          <w:sz w:val="12"/>
-          <w:szCs w:val="12"/>
-        </w:rPr>
-        <w:t xml:space="preserve"/>
+          <w:rFonts w:ascii="宋体" w:hAnsi="宋体" w:cs="宋体"/>
+          <w:bCs/>
+          <w:kern w:val="0"/>
+          <w:sz w:val="22"/>
+          <w:szCs w:val="22"/>
+        </w:rPr>
+        <w:t>实验名称：</w:t>
+      </w:r>
+      <w:r>
+        <w:rPr>
+          <w:rFonts w:hint="eastAsia" w:ascii="宋体" w:hAnsi="宋体" w:cs="宋体"/>
+          <w:bCs/>
+          <w:kern w:val="0"/>
+          <w:sz w:val="16"/>
+          <w:szCs w:val="16"/>
+          <w:u w:val="single"/>
+        </w:rPr>
+        <w:t>认识Altium Designer 15软件</w:t>
+      </w:r>
+      <w:r>
+        <w:rPr>
+          <w:rFonts w:hint="eastAsia" w:ascii="宋体" w:hAnsi="宋体" w:cs="宋体"/>
+          <w:bCs/>
+          <w:kern w:val="0"/>
+          <w:sz w:val="22"/>
+          <w:szCs w:val="22"/>
+        </w:rPr>
+        <w:t xml:space="preserve"> 指导</w:t>
+      </w:r>
+      <w:r>
+        <w:rPr>
+          <w:rFonts w:ascii="宋体" w:hAnsi="宋体" w:cs="宋体"/>
+          <w:bCs/>
+          <w:kern w:val="0"/>
+          <w:sz w:val="22"/>
+          <w:szCs w:val="22"/>
+        </w:rPr>
+        <w:t>教师：______</w:t>
+      </w:r>
+      <w:r>
+        <w:rPr>
+          <w:rFonts w:hint="eastAsia" w:ascii="宋体" w:hAnsi="宋体" w:cs="宋体"/>
+          <w:bCs/>
+          <w:kern w:val="0"/>
+          <w:sz w:val="22"/>
+          <w:szCs w:val="22"/>
+          <w:lang w:val="en-US" w:eastAsia="zh-CN"/>
+        </w:rPr>
+        <w:t>张昊</w:t>
+      </w:r>
+      <w:r>
+        <w:rPr>
+          <w:rFonts w:ascii="宋体" w:hAnsi="宋体" w:cs="宋体"/>
+          <w:bCs/>
+          <w:kern w:val="0"/>
+          <w:sz w:val="22"/>
+          <w:szCs w:val="22"/>
+        </w:rPr>
+        <w:t>_____</w:t>
+      </w:r>
+      <w:r>
+        <w:rPr>
+          <w:rFonts w:hint="eastAsia" w:ascii="宋体" w:hAnsi="宋体" w:cs="宋体"/>
+          <w:bCs/>
+          <w:kern w:val="0"/>
+          <w:sz w:val="22"/>
+          <w:szCs w:val="22"/>
+        </w:rPr>
+        <w:t xml:space="preserve"> </w:t>
+      </w:r>
+      <w:r>
+        <w:rPr>
+          <w:rFonts w:ascii="宋体" w:hAnsi="宋体" w:cs="宋体"/>
+          <w:bCs/>
+          <w:kern w:val="0"/>
+          <w:sz w:val="22"/>
+          <w:szCs w:val="22"/>
+        </w:rPr>
+        <w:t>完成日期：2026年10月8日</w:t>
+      </w:r>
+    </w:p>
+    <w:p>
+      <w:pPr>
+        <w:widowControl/>
+        <w:spacing w:before="156" w:beforeLines="50" w:after="156" w:afterLines="50"/>
+        <w:ind w:left="359" w:leftChars="171"/>
+        <w:rPr>
+          <w:rFonts w:hint="eastAsia" w:ascii="宋体" w:hAnsi="宋体" w:cs="宋体"/>
+          <w:kern w:val="0"/>
+          <w:sz w:val="24"/>
+        </w:rPr>
+      </w:pPr>
+      <w:r>
+        <w:rPr>
+          <w:rFonts w:hint="eastAsia" w:ascii="宋体" w:hAnsi="宋体" w:cs="宋体"/>
+          <w:bCs/>
+          <w:kern w:val="0"/>
+          <w:sz w:val="22"/>
+          <w:szCs w:val="22"/>
+        </w:rPr>
+        <w:t>班    级</w:t>
+      </w:r>
+      <w:r>
+        <w:rPr>
+          <w:rFonts w:ascii="宋体" w:hAnsi="宋体" w:cs="宋体"/>
+          <w:bCs/>
+          <w:kern w:val="0"/>
+          <w:sz w:val="22"/>
+          <w:szCs w:val="22"/>
+        </w:rPr>
+        <w:t>：________</w:t>
+      </w:r>
+      <w:r>
+        <w:rPr>
+          <w:rFonts w:hint="eastAsia" w:ascii="宋体" w:hAnsi="宋体" w:cs="宋体"/>
+          <w:bCs/>
+          <w:kern w:val="0"/>
+          <w:sz w:val="22"/>
+          <w:szCs w:val="22"/>
+          <w:lang w:val="en-US" w:eastAsia="zh-CN"/>
+        </w:rPr>
+        <w:t>物联网工程技术03班</w:t>
+      </w:r>
+      <w:r>
+        <w:rPr>
+          <w:rFonts w:ascii="宋体" w:hAnsi="宋体" w:cs="宋体"/>
+          <w:bCs/>
+          <w:kern w:val="0"/>
+          <w:sz w:val="22"/>
+          <w:szCs w:val="22"/>
+        </w:rPr>
+        <w:t>_______</w:t>
+      </w:r>
+      <w:r>
+        <w:rPr>
+          <w:rFonts w:hint="eastAsia" w:ascii="宋体" w:hAnsi="宋体" w:cs="宋体"/>
+          <w:bCs/>
+          <w:kern w:val="0"/>
+          <w:sz w:val="22"/>
+          <w:szCs w:val="22"/>
+        </w:rPr>
+        <w:t xml:space="preserve"> 学   号</w:t>
+      </w:r>
+      <w:r>
+        <w:rPr>
+          <w:rFonts w:ascii="宋体" w:hAnsi="宋体" w:cs="宋体"/>
+          <w:bCs/>
+          <w:kern w:val="0"/>
+          <w:sz w:val="22"/>
+          <w:szCs w:val="22"/>
+        </w:rPr>
+        <w:t>：_____</w:t>
+      </w:r>
+      <w:r>
+        <w:rPr>
+          <w:rFonts w:hint="eastAsia" w:ascii="宋体" w:hAnsi="宋体" w:cs="宋体"/>
+          <w:bCs/>
+          <w:kern w:val="0"/>
+          <w:sz w:val="22"/>
+          <w:szCs w:val="22"/>
+          <w:lang w:val="en-US" w:eastAsia="zh-CN"/>
+        </w:rPr>
+        <w:t>12607120293997</w:t>
+      </w:r>
+      <w:r>
+        <w:rPr>
+          <w:rFonts w:ascii="宋体" w:hAnsi="宋体" w:cs="宋体"/>
+          <w:bCs/>
+          <w:kern w:val="0"/>
+          <w:sz w:val="22"/>
+          <w:szCs w:val="22"/>
+        </w:rPr>
+        <w:t>______</w:t>
+      </w:r>
+      <w:r>
+        <w:rPr>
+          <w:rFonts w:hint="eastAsia" w:ascii="宋体" w:hAnsi="宋体" w:cs="宋体"/>
+          <w:bCs/>
+          <w:kern w:val="0"/>
+          <w:sz w:val="22"/>
+          <w:szCs w:val="22"/>
+        </w:rPr>
+        <w:t xml:space="preserve"> 姓    名</w:t>
+      </w:r>
+      <w:r>
+        <w:rPr>
+          <w:rFonts w:ascii="宋体" w:hAnsi="宋体" w:cs="宋体"/>
+          <w:bCs/>
+          <w:kern w:val="0"/>
+          <w:sz w:val="22"/>
+          <w:szCs w:val="22"/>
+        </w:rPr>
+        <w:t>：______</w:t>
+      </w:r>
+      <w:r>
+        <w:rPr>
+          <w:rFonts w:hint="eastAsia" w:ascii="宋体" w:hAnsi="宋体" w:cs="宋体"/>
+          <w:bCs/>
+          <w:kern w:val="0"/>
+          <w:sz w:val="22"/>
+          <w:szCs w:val="22"/>
+          <w:lang w:val="en-US" w:eastAsia="zh-CN"/>
+        </w:rPr>
+        <w:t>施柯君</w:t>
+      </w:r>
+      <w:r>
+        <w:rPr>
+          <w:rFonts w:ascii="宋体" w:hAnsi="宋体" w:cs="宋体"/>
+          <w:bCs/>
+          <w:kern w:val="0"/>
+          <w:sz w:val="22"/>
+          <w:szCs w:val="22"/>
+        </w:rPr>
+        <w:t>__________</w:t>
       </w:r>
     </w:p>
     <w:tbl>
